--- a/Dissertation.docx
+++ b/Dissertation.docx
@@ -3695,6 +3695,7 @@
       </w:r>
     </w:p>
     <w:sectPr>
+      <w:footerReference w:type="default" r:id="rId7"/>
       <w:pgSz w:w="11906" w:h="16838"/>
       <w:pgMar w:top="1417" w:right="1417" w:bottom="1417" w:left="1417" w:header="708" w:footer="708" w:gutter="0"/>
       <w:cols w:space="708"/>
@@ -3702,6 +3703,111 @@
     </w:sectPr>
   </w:body>
 </w:document>
+</file>
+
+<file path=word/endnotes.xml><?xml version="1.0" encoding="utf-8"?>
+<w:endnotes xmlns:wpc="http://schemas.microsoft.com/office/word/2010/wordprocessingCanvas" xmlns:cx="http://schemas.microsoft.com/office/drawing/2014/chartex" xmlns:cx1="http://schemas.microsoft.com/office/drawing/2015/9/8/chartex" xmlns:cx2="http://schemas.microsoft.com/office/drawing/2015/10/21/chartex" xmlns:cx3="http://schemas.microsoft.com/office/drawing/2016/5/9/chartex" xmlns:cx4="http://schemas.microsoft.com/office/drawing/2016/5/10/chartex" xmlns:cx5="http://schemas.microsoft.com/office/drawing/2016/5/11/chartex" xmlns:cx6="http://schemas.microsoft.com/office/drawing/2016/5/12/chartex" xmlns:cx7="http://schemas.microsoft.com/office/drawing/2016/5/13/chartex" xmlns:cx8="http://schemas.microsoft.com/office/drawing/2016/5/14/chartex" xmlns:mc="http://schemas.openxmlformats.org/markup-compatibility/2006" xmlns:aink="http://schemas.microsoft.com/office/drawing/2016/ink" xmlns:am3d="http://schemas.microsoft.com/office/drawing/2017/model3d" xmlns:o="urn:schemas-microsoft-com:office:office" xmlns:r="http://schemas.openxmlformats.org/officeDocument/2006/relationships" xmlns:m="http://schemas.openxmlformats.org/officeDocument/2006/math" xmlns:v="urn:schemas-microsoft-com:vml" xmlns:wp14="http://schemas.microsoft.com/office/word/2010/wordprocessingDrawing" xmlns:wp="http://schemas.openxmlformats.org/drawingml/2006/wordprocessingDrawing" xmlns:w10="urn:schemas-microsoft-com:office:word" xmlns:w="http://schemas.openxmlformats.org/wordprocessingml/2006/main" xmlns:w14="http://schemas.microsoft.com/office/word/2010/wordml" xmlns:w15="http://schemas.microsoft.com/office/word/2012/wordml" xmlns:w16cex="http://schemas.microsoft.com/office/word/2018/wordml/cex" xmlns:w16cid="http://schemas.microsoft.com/office/word/2016/wordml/cid" xmlns:w16="http://schemas.microsoft.com/office/word/2018/wordml" xmlns:w16sdtdh="http://schemas.microsoft.com/office/word/2020/wordml/sdtdatahash" xmlns:w16se="http://schemas.microsoft.com/office/word/2015/wordml/symex" xmlns:wpg="http://schemas.microsoft.com/office/word/2010/wordprocessingGroup" xmlns:wpi="http://schemas.microsoft.com/office/word/2010/wordprocessingInk" xmlns:wne="http://schemas.microsoft.com/office/word/2006/wordml" xmlns:wps="http://schemas.microsoft.com/office/word/2010/wordprocessingShape" mc:Ignorable="w14 w15 w16se w16cid w16 w16cex w16sdtdh wp14">
+  <w:endnote w:type="separator" w:id="-1">
+    <w:p>
+      <w:pPr>
+        <w:spacing w:after="0" w:line="240" w:lineRule="auto"/>
+      </w:pPr>
+      <w:r>
+        <w:separator/>
+      </w:r>
+    </w:p>
+  </w:endnote>
+  <w:endnote w:type="continuationSeparator" w:id="0">
+    <w:p>
+      <w:pPr>
+        <w:spacing w:after="0" w:line="240" w:lineRule="auto"/>
+      </w:pPr>
+      <w:r>
+        <w:continuationSeparator/>
+      </w:r>
+    </w:p>
+  </w:endnote>
+</w:endnotes>
+</file>
+
+<file path=word/footer1.xml><?xml version="1.0" encoding="utf-8"?>
+<w:ftr xmlns:wpc="http://schemas.microsoft.com/office/word/2010/wordprocessingCanvas" xmlns:cx="http://schemas.microsoft.com/office/drawing/2014/chartex" xmlns:cx1="http://schemas.microsoft.com/office/drawing/2015/9/8/chartex" xmlns:cx2="http://schemas.microsoft.com/office/drawing/2015/10/21/chartex" xmlns:cx3="http://schemas.microsoft.com/office/drawing/2016/5/9/chartex" xmlns:cx4="http://schemas.microsoft.com/office/drawing/2016/5/10/chartex" xmlns:cx5="http://schemas.microsoft.com/office/drawing/2016/5/11/chartex" xmlns:cx6="http://schemas.microsoft.com/office/drawing/2016/5/12/chartex" xmlns:cx7="http://schemas.microsoft.com/office/drawing/2016/5/13/chartex" xmlns:cx8="http://schemas.microsoft.com/office/drawing/2016/5/14/chartex" xmlns:mc="http://schemas.openxmlformats.org/markup-compatibility/2006" xmlns:aink="http://schemas.microsoft.com/office/drawing/2016/ink" xmlns:am3d="http://schemas.microsoft.com/office/drawing/2017/model3d" xmlns:o="urn:schemas-microsoft-com:office:office" xmlns:r="http://schemas.openxmlformats.org/officeDocument/2006/relationships" xmlns:m="http://schemas.openxmlformats.org/officeDocument/2006/math" xmlns:v="urn:schemas-microsoft-com:vml" xmlns:wp14="http://schemas.microsoft.com/office/word/2010/wordprocessingDrawing" xmlns:wp="http://schemas.openxmlformats.org/drawingml/2006/wordprocessingDrawing" xmlns:w10="urn:schemas-microsoft-com:office:word" xmlns:w="http://schemas.openxmlformats.org/wordprocessingml/2006/main" xmlns:w14="http://schemas.microsoft.com/office/word/2010/wordml" xmlns:w15="http://schemas.microsoft.com/office/word/2012/wordml" xmlns:w16cex="http://schemas.microsoft.com/office/word/2018/wordml/cex" xmlns:w16cid="http://schemas.microsoft.com/office/word/2016/wordml/cid" xmlns:w16="http://schemas.microsoft.com/office/word/2018/wordml" xmlns:w16sdtdh="http://schemas.microsoft.com/office/word/2020/wordml/sdtdatahash" xmlns:w16se="http://schemas.microsoft.com/office/word/2015/wordml/symex" xmlns:wpg="http://schemas.microsoft.com/office/word/2010/wordprocessingGroup" xmlns:wpi="http://schemas.microsoft.com/office/word/2010/wordprocessingInk" xmlns:wne="http://schemas.microsoft.com/office/word/2006/wordml" xmlns:wps="http://schemas.microsoft.com/office/word/2010/wordprocessingShape" mc:Ignorable="w14 w15 w16se w16cid w16 w16cex w16sdtdh wp14">
+  <w:p>
+    <w:pPr>
+      <w:pStyle w:val="Pieddepage"/>
+      <w:jc w:val="center"/>
+      <w:rPr>
+        <w:caps/>
+        <w:color w:val="4472C4" w:themeColor="accent1"/>
+      </w:rPr>
+    </w:pPr>
+    <w:r>
+      <w:rPr>
+        <w:caps/>
+        <w:color w:val="4472C4" w:themeColor="accent1"/>
+      </w:rPr>
+      <w:fldChar w:fldCharType="begin"/>
+    </w:r>
+    <w:r>
+      <w:rPr>
+        <w:caps/>
+        <w:color w:val="4472C4" w:themeColor="accent1"/>
+      </w:rPr>
+      <w:instrText>PAGE   \* MERGEFORMAT</w:instrText>
+    </w:r>
+    <w:r>
+      <w:rPr>
+        <w:caps/>
+        <w:color w:val="4472C4" w:themeColor="accent1"/>
+      </w:rPr>
+      <w:fldChar w:fldCharType="separate"/>
+    </w:r>
+    <w:r>
+      <w:rPr>
+        <w:caps/>
+        <w:color w:val="4472C4" w:themeColor="accent1"/>
+      </w:rPr>
+      <w:t>2</w:t>
+    </w:r>
+    <w:r>
+      <w:rPr>
+        <w:caps/>
+        <w:color w:val="4472C4" w:themeColor="accent1"/>
+      </w:rPr>
+      <w:fldChar w:fldCharType="end"/>
+    </w:r>
+  </w:p>
+  <w:p>
+    <w:pPr>
+      <w:pStyle w:val="Pieddepage"/>
+    </w:pPr>
+  </w:p>
+</w:ftr>
+</file>
+
+<file path=word/footnotes.xml><?xml version="1.0" encoding="utf-8"?>
+<w:footnotes xmlns:wpc="http://schemas.microsoft.com/office/word/2010/wordprocessingCanvas" xmlns:cx="http://schemas.microsoft.com/office/drawing/2014/chartex" xmlns:cx1="http://schemas.microsoft.com/office/drawing/2015/9/8/chartex" xmlns:cx2="http://schemas.microsoft.com/office/drawing/2015/10/21/chartex" xmlns:cx3="http://schemas.microsoft.com/office/drawing/2016/5/9/chartex" xmlns:cx4="http://schemas.microsoft.com/office/drawing/2016/5/10/chartex" xmlns:cx5="http://schemas.microsoft.com/office/drawing/2016/5/11/chartex" xmlns:cx6="http://schemas.microsoft.com/office/drawing/2016/5/12/chartex" xmlns:cx7="http://schemas.microsoft.com/office/drawing/2016/5/13/chartex" xmlns:cx8="http://schemas.microsoft.com/office/drawing/2016/5/14/chartex" xmlns:mc="http://schemas.openxmlformats.org/markup-compatibility/2006" xmlns:aink="http://schemas.microsoft.com/office/drawing/2016/ink" xmlns:am3d="http://schemas.microsoft.com/office/drawing/2017/model3d" xmlns:o="urn:schemas-microsoft-com:office:office" xmlns:r="http://schemas.openxmlformats.org/officeDocument/2006/relationships" xmlns:m="http://schemas.openxmlformats.org/officeDocument/2006/math" xmlns:v="urn:schemas-microsoft-com:vml" xmlns:wp14="http://schemas.microsoft.com/office/word/2010/wordprocessingDrawing" xmlns:wp="http://schemas.openxmlformats.org/drawingml/2006/wordprocessingDrawing" xmlns:w10="urn:schemas-microsoft-com:office:word" xmlns:w="http://schemas.openxmlformats.org/wordprocessingml/2006/main" xmlns:w14="http://schemas.microsoft.com/office/word/2010/wordml" xmlns:w15="http://schemas.microsoft.com/office/word/2012/wordml" xmlns:w16cex="http://schemas.microsoft.com/office/word/2018/wordml/cex" xmlns:w16cid="http://schemas.microsoft.com/office/word/2016/wordml/cid" xmlns:w16="http://schemas.microsoft.com/office/word/2018/wordml" xmlns:w16sdtdh="http://schemas.microsoft.com/office/word/2020/wordml/sdtdatahash" xmlns:w16se="http://schemas.microsoft.com/office/word/2015/wordml/symex" xmlns:wpg="http://schemas.microsoft.com/office/word/2010/wordprocessingGroup" xmlns:wpi="http://schemas.microsoft.com/office/word/2010/wordprocessingInk" xmlns:wne="http://schemas.microsoft.com/office/word/2006/wordml" xmlns:wps="http://schemas.microsoft.com/office/word/2010/wordprocessingShape" mc:Ignorable="w14 w15 w16se w16cid w16 w16cex w16sdtdh wp14">
+  <w:footnote w:type="separator" w:id="-1">
+    <w:p>
+      <w:pPr>
+        <w:spacing w:after="0" w:line="240" w:lineRule="auto"/>
+      </w:pPr>
+      <w:r>
+        <w:separator/>
+      </w:r>
+    </w:p>
+  </w:footnote>
+  <w:footnote w:type="continuationSeparator" w:id="0">
+    <w:p>
+      <w:pPr>
+        <w:spacing w:after="0" w:line="240" w:lineRule="auto"/>
+      </w:pPr>
+      <w:r>
+        <w:continuationSeparator/>
+      </w:r>
+    </w:p>
+  </w:footnote>
+</w:footnotes>
 </file>
 
 <file path=word/numbering.xml><?xml version="1.0" encoding="utf-8"?>
@@ -5265,6 +5371,50 @@
     <w:basedOn w:val="Policepardfaut"/>
     <w:rsid w:val="00A866CD"/>
   </w:style>
+  <w:style w:type="paragraph" w:styleId="En-tte">
+    <w:name w:val="header"/>
+    <w:basedOn w:val="Normal"/>
+    <w:link w:val="En-tteCar"/>
+    <w:uiPriority w:val="99"/>
+    <w:unhideWhenUsed/>
+    <w:rsid w:val="0065548D"/>
+    <w:pPr>
+      <w:tabs>
+        <w:tab w:val="center" w:pos="4536"/>
+        <w:tab w:val="right" w:pos="9072"/>
+      </w:tabs>
+      <w:spacing w:after="0" w:line="240" w:lineRule="auto"/>
+    </w:pPr>
+  </w:style>
+  <w:style w:type="character" w:customStyle="1" w:styleId="En-tteCar">
+    <w:name w:val="En-tête Car"/>
+    <w:basedOn w:val="Policepardfaut"/>
+    <w:link w:val="En-tte"/>
+    <w:uiPriority w:val="99"/>
+    <w:rsid w:val="0065548D"/>
+  </w:style>
+  <w:style w:type="paragraph" w:styleId="Pieddepage">
+    <w:name w:val="footer"/>
+    <w:basedOn w:val="Normal"/>
+    <w:link w:val="PieddepageCar"/>
+    <w:uiPriority w:val="99"/>
+    <w:unhideWhenUsed/>
+    <w:rsid w:val="0065548D"/>
+    <w:pPr>
+      <w:tabs>
+        <w:tab w:val="center" w:pos="4536"/>
+        <w:tab w:val="right" w:pos="9072"/>
+      </w:tabs>
+      <w:spacing w:after="0" w:line="240" w:lineRule="auto"/>
+    </w:pPr>
+  </w:style>
+  <w:style w:type="character" w:customStyle="1" w:styleId="PieddepageCar">
+    <w:name w:val="Pied de page Car"/>
+    <w:basedOn w:val="Policepardfaut"/>
+    <w:link w:val="Pieddepage"/>
+    <w:uiPriority w:val="99"/>
+    <w:rsid w:val="0065548D"/>
+  </w:style>
 </w:styles>
 </file>
 

--- a/Dissertation.docx
+++ b/Dissertation.docx
@@ -9,16 +9,16 @@
         <w:rPr>
           <w:b/>
           <w:bCs/>
-          <w:sz w:val="32"/>
-          <w:szCs w:val="32"/>
+          <w:sz w:val="28"/>
+          <w:szCs w:val="28"/>
         </w:rPr>
       </w:pPr>
       <w:r>
         <w:rPr>
           <w:b/>
           <w:bCs/>
-          <w:sz w:val="32"/>
-          <w:szCs w:val="32"/>
+          <w:sz w:val="28"/>
+          <w:szCs w:val="28"/>
         </w:rPr>
         <w:t>Méthode de la dissertation</w:t>
       </w:r>
@@ -488,6 +488,8 @@
           <w:rStyle w:val="hgkelc"/>
           <w:b/>
           <w:bCs/>
+          <w:sz w:val="24"/>
+          <w:szCs w:val="24"/>
         </w:rPr>
         <w:t xml:space="preserve">• </w:t>
       </w:r>
@@ -514,6 +516,8 @@
           <w:rStyle w:val="hgkelc"/>
           <w:b/>
           <w:bCs/>
+          <w:sz w:val="24"/>
+          <w:szCs w:val="24"/>
         </w:rPr>
         <w:t xml:space="preserve">• </w:t>
       </w:r>
@@ -548,6 +552,8 @@
           <w:rStyle w:val="hgkelc"/>
           <w:b/>
           <w:bCs/>
+          <w:sz w:val="24"/>
+          <w:szCs w:val="24"/>
         </w:rPr>
         <w:t xml:space="preserve">• </w:t>
       </w:r>
@@ -659,6 +665,8 @@
           <w:rStyle w:val="hgkelc"/>
           <w:b/>
           <w:bCs/>
+          <w:sz w:val="24"/>
+          <w:szCs w:val="24"/>
         </w:rPr>
         <w:t xml:space="preserve">• </w:t>
       </w:r>
@@ -675,15 +683,7 @@
           <w:sz w:val="24"/>
           <w:szCs w:val="24"/>
         </w:rPr>
-        <w:t>a</w:t>
-      </w:r>
-      <w:r>
-        <w:rPr>
-          <w:color w:val="FF0000"/>
-          <w:sz w:val="24"/>
-          <w:szCs w:val="24"/>
-        </w:rPr>
-        <w:t xml:space="preserve"> </w:t>
+        <w:t xml:space="preserve">a </w:t>
       </w:r>
       <w:r>
         <w:rPr>
@@ -804,6 +804,8 @@
           <w:rStyle w:val="hgkelc"/>
           <w:b/>
           <w:bCs/>
+          <w:sz w:val="24"/>
+          <w:szCs w:val="24"/>
         </w:rPr>
         <w:t xml:space="preserve">• </w:t>
       </w:r>
@@ -830,6 +832,8 @@
           <w:rStyle w:val="hgkelc"/>
           <w:b/>
           <w:bCs/>
+          <w:sz w:val="24"/>
+          <w:szCs w:val="24"/>
         </w:rPr>
         <w:t xml:space="preserve">• </w:t>
       </w:r>
@@ -856,6 +860,8 @@
           <w:rStyle w:val="hgkelc"/>
           <w:b/>
           <w:bCs/>
+          <w:sz w:val="24"/>
+          <w:szCs w:val="24"/>
         </w:rPr>
         <w:t xml:space="preserve">• </w:t>
       </w:r>
@@ -967,6 +973,8 @@
           <w:rStyle w:val="hgkelc"/>
           <w:b/>
           <w:bCs/>
+          <w:sz w:val="24"/>
+          <w:szCs w:val="24"/>
         </w:rPr>
         <w:t xml:space="preserve">• </w:t>
       </w:r>
@@ -1112,6 +1120,8 @@
           <w:rStyle w:val="hgkelc"/>
           <w:b/>
           <w:bCs/>
+          <w:sz w:val="24"/>
+          <w:szCs w:val="24"/>
         </w:rPr>
         <w:t xml:space="preserve">• </w:t>
       </w:r>
@@ -1138,6 +1148,8 @@
           <w:rStyle w:val="hgkelc"/>
           <w:b/>
           <w:bCs/>
+          <w:sz w:val="24"/>
+          <w:szCs w:val="24"/>
         </w:rPr>
         <w:t xml:space="preserve">• </w:t>
       </w:r>
@@ -1164,6 +1176,8 @@
           <w:rStyle w:val="hgkelc"/>
           <w:b/>
           <w:bCs/>
+          <w:sz w:val="24"/>
+          <w:szCs w:val="24"/>
         </w:rPr>
         <w:t xml:space="preserve">• </w:t>
       </w:r>
@@ -1598,6 +1612,8 @@
           <w:rStyle w:val="hgkelc"/>
           <w:b/>
           <w:bCs/>
+          <w:sz w:val="24"/>
+          <w:szCs w:val="24"/>
         </w:rPr>
         <w:t xml:space="preserve">• </w:t>
       </w:r>
@@ -1624,6 +1640,8 @@
           <w:rStyle w:val="hgkelc"/>
           <w:b/>
           <w:bCs/>
+          <w:sz w:val="24"/>
+          <w:szCs w:val="24"/>
         </w:rPr>
         <w:t xml:space="preserve">• </w:t>
       </w:r>
@@ -1650,6 +1668,8 @@
           <w:rStyle w:val="hgkelc"/>
           <w:b/>
           <w:bCs/>
+          <w:sz w:val="24"/>
+          <w:szCs w:val="24"/>
         </w:rPr>
         <w:t xml:space="preserve">• </w:t>
       </w:r>
@@ -1761,6 +1781,8 @@
           <w:rStyle w:val="hgkelc"/>
           <w:b/>
           <w:bCs/>
+          <w:sz w:val="24"/>
+          <w:szCs w:val="24"/>
         </w:rPr>
         <w:t xml:space="preserve">• </w:t>
       </w:r>
@@ -1777,15 +1799,7 @@
           <w:sz w:val="24"/>
           <w:szCs w:val="24"/>
         </w:rPr>
-        <w:t>a</w:t>
-      </w:r>
-      <w:r>
-        <w:rPr>
-          <w:color w:val="FF0000"/>
-          <w:sz w:val="24"/>
-          <w:szCs w:val="24"/>
-        </w:rPr>
-        <w:t xml:space="preserve"> </w:t>
+        <w:t xml:space="preserve">a </w:t>
       </w:r>
       <w:r>
         <w:rPr>
@@ -1906,6 +1920,8 @@
           <w:rStyle w:val="hgkelc"/>
           <w:b/>
           <w:bCs/>
+          <w:sz w:val="24"/>
+          <w:szCs w:val="24"/>
         </w:rPr>
         <w:t xml:space="preserve">• </w:t>
       </w:r>
@@ -1940,6 +1956,8 @@
           <w:rStyle w:val="hgkelc"/>
           <w:b/>
           <w:bCs/>
+          <w:sz w:val="24"/>
+          <w:szCs w:val="24"/>
         </w:rPr>
         <w:t xml:space="preserve">• </w:t>
       </w:r>
@@ -1966,6 +1984,8 @@
           <w:rStyle w:val="hgkelc"/>
           <w:b/>
           <w:bCs/>
+          <w:sz w:val="24"/>
+          <w:szCs w:val="24"/>
         </w:rPr>
         <w:t xml:space="preserve">• </w:t>
       </w:r>
@@ -2077,6 +2097,8 @@
           <w:rStyle w:val="hgkelc"/>
           <w:b/>
           <w:bCs/>
+          <w:sz w:val="24"/>
+          <w:szCs w:val="24"/>
         </w:rPr>
         <w:t xml:space="preserve">• </w:t>
       </w:r>
@@ -2214,6 +2236,8 @@
           <w:rStyle w:val="hgkelc"/>
           <w:b/>
           <w:bCs/>
+          <w:sz w:val="24"/>
+          <w:szCs w:val="24"/>
         </w:rPr>
         <w:t xml:space="preserve">• </w:t>
       </w:r>
@@ -2240,6 +2264,8 @@
           <w:rStyle w:val="hgkelc"/>
           <w:b/>
           <w:bCs/>
+          <w:sz w:val="24"/>
+          <w:szCs w:val="24"/>
         </w:rPr>
         <w:t xml:space="preserve">• </w:t>
       </w:r>
@@ -2266,6 +2292,8 @@
           <w:rStyle w:val="hgkelc"/>
           <w:b/>
           <w:bCs/>
+          <w:sz w:val="24"/>
+          <w:szCs w:val="24"/>
         </w:rPr>
         <w:t xml:space="preserve">• </w:t>
       </w:r>
@@ -2486,23 +2514,7 @@
           <w:sz w:val="24"/>
           <w:szCs w:val="24"/>
         </w:rPr>
-        <w:t>I</w:t>
-      </w:r>
-      <w:r>
-        <w:rPr>
-          <w:color w:val="FF0000"/>
-          <w:sz w:val="24"/>
-          <w:szCs w:val="24"/>
-        </w:rPr>
-        <w:t>I</w:t>
-      </w:r>
-      <w:r>
-        <w:rPr>
-          <w:color w:val="FF0000"/>
-          <w:sz w:val="24"/>
-          <w:szCs w:val="24"/>
-        </w:rPr>
-        <w:t>I</w:t>
+        <w:t>III</w:t>
       </w:r>
       <w:r>
         <w:rPr>
@@ -2724,6 +2736,8 @@
           <w:rStyle w:val="hgkelc"/>
           <w:b/>
           <w:bCs/>
+          <w:sz w:val="24"/>
+          <w:szCs w:val="24"/>
         </w:rPr>
         <w:t xml:space="preserve">• </w:t>
       </w:r>
@@ -2750,6 +2764,8 @@
           <w:rStyle w:val="hgkelc"/>
           <w:b/>
           <w:bCs/>
+          <w:sz w:val="24"/>
+          <w:szCs w:val="24"/>
         </w:rPr>
         <w:t xml:space="preserve">• </w:t>
       </w:r>
@@ -2776,6 +2792,8 @@
           <w:rStyle w:val="hgkelc"/>
           <w:b/>
           <w:bCs/>
+          <w:sz w:val="24"/>
+          <w:szCs w:val="24"/>
         </w:rPr>
         <w:t xml:space="preserve">• </w:t>
       </w:r>
@@ -2887,6 +2905,8 @@
           <w:rStyle w:val="hgkelc"/>
           <w:b/>
           <w:bCs/>
+          <w:sz w:val="24"/>
+          <w:szCs w:val="24"/>
         </w:rPr>
         <w:t xml:space="preserve">• </w:t>
       </w:r>
@@ -2903,15 +2923,7 @@
           <w:sz w:val="24"/>
           <w:szCs w:val="24"/>
         </w:rPr>
-        <w:t>a</w:t>
-      </w:r>
-      <w:r>
-        <w:rPr>
-          <w:color w:val="FF0000"/>
-          <w:sz w:val="24"/>
-          <w:szCs w:val="24"/>
-        </w:rPr>
-        <w:t xml:space="preserve"> </w:t>
+        <w:t xml:space="preserve">a </w:t>
       </w:r>
       <w:r>
         <w:rPr>
@@ -2955,7 +2967,6 @@
           <w:sz w:val="24"/>
           <w:szCs w:val="24"/>
         </w:rPr>
-        <w:lastRenderedPageBreak/>
         <mc:AlternateContent>
           <mc:Choice Requires="wps">
             <w:drawing>
@@ -3033,6 +3044,8 @@
           <w:rStyle w:val="hgkelc"/>
           <w:b/>
           <w:bCs/>
+          <w:sz w:val="24"/>
+          <w:szCs w:val="24"/>
         </w:rPr>
         <w:t xml:space="preserve">• </w:t>
       </w:r>
@@ -3059,7 +3072,10 @@
           <w:rStyle w:val="hgkelc"/>
           <w:b/>
           <w:bCs/>
-        </w:rPr>
+          <w:sz w:val="24"/>
+          <w:szCs w:val="24"/>
+        </w:rPr>
+        <w:lastRenderedPageBreak/>
         <w:t xml:space="preserve">• </w:t>
       </w:r>
       <w:r>
@@ -3085,6 +3101,8 @@
           <w:rStyle w:val="hgkelc"/>
           <w:b/>
           <w:bCs/>
+          <w:sz w:val="24"/>
+          <w:szCs w:val="24"/>
         </w:rPr>
         <w:t xml:space="preserve">• </w:t>
       </w:r>
@@ -3196,6 +3214,8 @@
           <w:rStyle w:val="hgkelc"/>
           <w:b/>
           <w:bCs/>
+          <w:sz w:val="24"/>
+          <w:szCs w:val="24"/>
         </w:rPr>
         <w:t xml:space="preserve">• </w:t>
       </w:r>
@@ -3333,6 +3353,8 @@
           <w:rStyle w:val="hgkelc"/>
           <w:b/>
           <w:bCs/>
+          <w:sz w:val="24"/>
+          <w:szCs w:val="24"/>
         </w:rPr>
         <w:t xml:space="preserve">• </w:t>
       </w:r>
@@ -3359,6 +3381,8 @@
           <w:rStyle w:val="hgkelc"/>
           <w:b/>
           <w:bCs/>
+          <w:sz w:val="24"/>
+          <w:szCs w:val="24"/>
         </w:rPr>
         <w:t xml:space="preserve">• </w:t>
       </w:r>
@@ -3385,6 +3409,8 @@
           <w:rStyle w:val="hgkelc"/>
           <w:b/>
           <w:bCs/>
+          <w:sz w:val="24"/>
+          <w:szCs w:val="24"/>
         </w:rPr>
         <w:t xml:space="preserve">• </w:t>
       </w:r>
